--- a/lessons/5-1/downloads/reveal/teacher/5.1-session-2-prerequisite-practice-b.docx
+++ b/lessons/5-1/downloads/reveal/teacher/5.1-session-2-prerequisite-practice-b.docx
@@ -15,10 +15,28 @@
         <w:rPr>
           <w:rFonts w:ascii="Avenir Next" w:hAnsi="Avenir Next" w:cs="Avenir Next" w:eastAsia="Avenir Next"/>
           <w:color w:val="1A1A1A"/>
+          <w:sz w:val="22"/>
+          <w:szCs w:val="20"/>
+        </w:rPr>
+        <w:t xml:space="preserve">Name</w:t>
+      </w:r>
+      <w:r>
+        <w:rPr>
+          <w:rFonts w:ascii="Avenir Next" w:hAnsi="Avenir Next" w:cs="Avenir Next" w:eastAsia="Avenir Next"/>
+          <w:color w:val="1A1A1A"/>
           <w:sz w:val="20"/>
           <w:szCs w:val="20"/>
         </w:rPr>
-        <w:t xml:space="preserve">Name</w:t>
+        <w:tab/>
+      </w:r>
+      <w:r>
+        <w:rPr>
+          <w:rFonts w:ascii="Avenir Next" w:hAnsi="Avenir Next" w:cs="Avenir Next" w:eastAsia="Avenir Next"/>
+          <w:color w:val="1A1A1A"/>
+          <w:sz w:val="22"/>
+          <w:szCs w:val="20"/>
+        </w:rPr>
+        <w:t xml:space="preserve">   Date</w:t>
       </w:r>
       <w:r>
         <w:rPr>
@@ -33,25 +51,7 @@
         <w:rPr>
           <w:rFonts w:ascii="Avenir Next" w:hAnsi="Avenir Next" w:cs="Avenir Next" w:eastAsia="Avenir Next"/>
           <w:color w:val="1A1A1A"/>
-          <w:sz w:val="20"/>
-          <w:szCs w:val="20"/>
-        </w:rPr>
-        <w:t xml:space="preserve">   Date</w:t>
-      </w:r>
-      <w:r>
-        <w:rPr>
-          <w:rFonts w:ascii="Avenir Next" w:hAnsi="Avenir Next" w:cs="Avenir Next" w:eastAsia="Avenir Next"/>
-          <w:color w:val="1A1A1A"/>
-          <w:sz w:val="20"/>
-          <w:szCs w:val="20"/>
-        </w:rPr>
-        <w:tab/>
-      </w:r>
-      <w:r>
-        <w:rPr>
-          <w:rFonts w:ascii="Avenir Next" w:hAnsi="Avenir Next" w:cs="Avenir Next" w:eastAsia="Avenir Next"/>
-          <w:color w:val="1A1A1A"/>
-          <w:sz w:val="20"/>
+          <w:sz w:val="22"/>
           <w:szCs w:val="20"/>
         </w:rPr>
         <w:t xml:space="preserve">   Period</w:t>
@@ -78,7 +78,7 @@
           <w:caps/>
           <w:color w:val="003A70"/>
           <w:spacing w:val="12"/>
-          <w:sz w:val="19"/>
+          <w:sz w:val="22"/>
           <w:szCs w:val="19"/>
         </w:rPr>
         <w:t xml:space="preserve">Lesson 5-1  ·  Session 2  ·  Prerequisite Practice B  ·  Skill 1 of 2</w:t>
@@ -86,6 +86,7 @@
     </w:p>
     <w:p>
       <w:pPr>
+        <w:pStyle w:val="Heading1"/>
         <w:keepNext/>
         <w:spacing w:before="0" w:after="10" w:line="240" w:lineRule="auto"/>
       </w:pPr>
@@ -111,7 +112,7 @@
         <w:rPr>
           <w:rFonts w:ascii="Avenir Next" w:hAnsi="Avenir Next" w:cs="Avenir Next" w:eastAsia="Avenir Next"/>
           <w:color w:val="5A5F66"/>
-          <w:sz w:val="17"/>
+          <w:sz w:val="22"/>
           <w:szCs w:val="17"/>
         </w:rPr>
         <w:t xml:space="preserve">Builds on Lesson 5-1 Session 1 · 6.G.A.1</w:t>
@@ -154,6 +155,7 @@
           </w:tcPr>
           <w:p>
             <w:pPr>
+              <w:pStyle w:val="Heading2"/>
               <w:spacing w:before="0" w:after="0" w:line="252" w:lineRule="auto"/>
             </w:pPr>
             <w:r>
@@ -183,7 +185,7 @@
               <w:rPr>
                 <w:rFonts w:ascii="Avenir Next" w:hAnsi="Avenir Next" w:cs="Avenir Next" w:eastAsia="Avenir Next"/>
                 <w:color w:val="1A1A1A"/>
-                <w:sz w:val="20"/>
+                <w:sz w:val="22"/>
                 <w:szCs w:val="20"/>
               </w:rPr>
               <w:t xml:space="preserve">You will find the area of a rhombus tile with sides 10 cm and height 9 cm.</w:t>
@@ -203,6 +205,7 @@
           </w:tcPr>
           <w:p>
             <w:pPr>
+              <w:pStyle w:val="Heading2"/>
               <w:spacing w:before="0" w:after="0" w:line="252" w:lineRule="auto"/>
             </w:pPr>
             <w:r>
@@ -232,7 +235,7 @@
               <w:rPr>
                 <w:rFonts w:ascii="Avenir Next" w:hAnsi="Avenir Next" w:cs="Avenir Next" w:eastAsia="Avenir Next"/>
                 <w:color w:val="1A1A1A"/>
-                <w:sz w:val="20"/>
+                <w:sz w:val="22"/>
                 <w:szCs w:val="20"/>
               </w:rPr>
               <w:t xml:space="preserve">Find the area of a parallelogram: base × height.  </w:t>
@@ -242,7 +245,7 @@
                 <w:rFonts w:ascii="Avenir Next" w:hAnsi="Avenir Next" w:cs="Avenir Next" w:eastAsia="Avenir Next"/>
                 <w:b/>
                 <w:color w:val="1A1A1A"/>
-                <w:sz w:val="20"/>
+                <w:sz w:val="22"/>
                 <w:szCs w:val="20"/>
               </w:rPr>
               <w:t xml:space="preserve">You will use it in Practice Form A, problems 2 and 4.</w:t>
@@ -253,6 +256,7 @@
     </w:tbl>
     <w:p>
       <w:pPr>
+        <w:pStyle w:val="Heading2"/>
         <w:keepNext/>
         <w:pBdr>
           <w:bottom w:val="single" w:sz="8" w:space="3" w:color="003A70"/>
@@ -268,7 +272,7 @@
           <w:b/>
           <w:color w:val="003A70"/>
           <w:spacing w:val="14"/>
-          <w:sz w:val="19"/>
+          <w:sz w:val="22"/>
           <w:szCs w:val="19"/>
         </w:rPr>
         <w:t xml:space="preserve">STEPS TO FOLLOW</w:t>
@@ -287,7 +291,7 @@
           <w:rFonts w:ascii="Avenir Next" w:hAnsi="Avenir Next" w:cs="Avenir Next" w:eastAsia="Avenir Next"/>
           <w:i/>
           <w:color w:val="5A5F66"/>
-          <w:sz w:val="17"/>
+          <w:sz w:val="22"/>
           <w:szCs w:val="17"/>
         </w:rPr>
         <w:t xml:space="preserve">use these same steps on every problem</w:t>
@@ -329,6 +333,7 @@
           </w:tcPr>
           <w:p>
             <w:pPr>
+              <w:pStyle w:val="Heading1"/>
               <w:spacing w:before="0" w:after="0" w:line="240" w:lineRule="auto"/>
               <w:jc w:val="center"/>
             </w:pPr>
@@ -357,7 +362,7 @@
               <w:rPr>
                 <w:rFonts w:ascii="Avenir Next" w:hAnsi="Avenir Next" w:cs="Avenir Next" w:eastAsia="Avenir Next"/>
                 <w:color w:val="1A1A1A"/>
-                <w:sz w:val="21"/>
+                <w:sz w:val="22"/>
                 <w:szCs w:val="21"/>
               </w:rPr>
               <w:t xml:space="preserve">Find the </w:t>
@@ -367,7 +372,7 @@
                 <w:rFonts w:ascii="Avenir Next" w:hAnsi="Avenir Next" w:cs="Avenir Next" w:eastAsia="Avenir Next"/>
                 <w:b/>
                 <w:color w:val="1A1A1A"/>
-                <w:sz w:val="21"/>
+                <w:sz w:val="22"/>
                 <w:szCs w:val="21"/>
               </w:rPr>
               <w:t xml:space="preserve">base</w:t>
@@ -376,7 +381,7 @@
               <w:rPr>
                 <w:rFonts w:ascii="Avenir Next" w:hAnsi="Avenir Next" w:cs="Avenir Next" w:eastAsia="Avenir Next"/>
                 <w:color w:val="1A1A1A"/>
-                <w:sz w:val="21"/>
+                <w:sz w:val="22"/>
                 <w:szCs w:val="21"/>
               </w:rPr>
               <w:t xml:space="preserve"> and the </w:t>
@@ -386,7 +391,7 @@
                 <w:rFonts w:ascii="Avenir Next" w:hAnsi="Avenir Next" w:cs="Avenir Next" w:eastAsia="Avenir Next"/>
                 <w:b/>
                 <w:color w:val="1A1A1A"/>
-                <w:sz w:val="21"/>
+                <w:sz w:val="22"/>
                 <w:szCs w:val="21"/>
               </w:rPr>
               <w:t xml:space="preserve">height</w:t>
@@ -395,7 +400,7 @@
               <w:rPr>
                 <w:rFonts w:ascii="Avenir Next" w:hAnsi="Avenir Next" w:cs="Avenir Next" w:eastAsia="Avenir Next"/>
                 <w:color w:val="1A1A1A"/>
-                <w:sz w:val="21"/>
+                <w:sz w:val="22"/>
                 <w:szCs w:val="21"/>
               </w:rPr>
               <w:t xml:space="preserve">.</w:t>
@@ -414,6 +419,7 @@
           </w:tcPr>
           <w:p>
             <w:pPr>
+              <w:pStyle w:val="Heading1"/>
               <w:spacing w:before="0" w:after="0" w:line="240" w:lineRule="auto"/>
               <w:jc w:val="center"/>
             </w:pPr>
@@ -443,7 +449,7 @@
                 <w:rFonts w:ascii="Avenir Next" w:hAnsi="Avenir Next" w:cs="Avenir Next" w:eastAsia="Avenir Next"/>
                 <w:b/>
                 <w:color w:val="1A1A1A"/>
-                <w:sz w:val="21"/>
+                <w:sz w:val="22"/>
                 <w:szCs w:val="21"/>
               </w:rPr>
               <w:t xml:space="preserve">Multiply</w:t>
@@ -452,7 +458,7 @@
               <w:rPr>
                 <w:rFonts w:ascii="Avenir Next" w:hAnsi="Avenir Next" w:cs="Avenir Next" w:eastAsia="Avenir Next"/>
                 <w:color w:val="1A1A1A"/>
-                <w:sz w:val="21"/>
+                <w:sz w:val="22"/>
                 <w:szCs w:val="21"/>
               </w:rPr>
               <w:t xml:space="preserve">: A = b × h.</w:t>
@@ -471,6 +477,7 @@
           </w:tcPr>
           <w:p>
             <w:pPr>
+              <w:pStyle w:val="Heading1"/>
               <w:spacing w:before="0" w:after="0" w:line="240" w:lineRule="auto"/>
               <w:jc w:val="center"/>
             </w:pPr>
@@ -499,7 +506,7 @@
               <w:rPr>
                 <w:rFonts w:ascii="Avenir Next" w:hAnsi="Avenir Next" w:cs="Avenir Next" w:eastAsia="Avenir Next"/>
                 <w:color w:val="1A1A1A"/>
-                <w:sz w:val="21"/>
+                <w:sz w:val="22"/>
                 <w:szCs w:val="21"/>
               </w:rPr>
               <w:t xml:space="preserve">Write </w:t>
@@ -509,7 +516,7 @@
                 <w:rFonts w:ascii="Avenir Next" w:hAnsi="Avenir Next" w:cs="Avenir Next" w:eastAsia="Avenir Next"/>
                 <w:b/>
                 <w:color w:val="1A1A1A"/>
-                <w:sz w:val="21"/>
+                <w:sz w:val="22"/>
                 <w:szCs w:val="21"/>
               </w:rPr>
               <w:t xml:space="preserve">square units</w:t>
@@ -518,7 +525,7 @@
               <w:rPr>
                 <w:rFonts w:ascii="Avenir Next" w:hAnsi="Avenir Next" w:cs="Avenir Next" w:eastAsia="Avenir Next"/>
                 <w:color w:val="1A1A1A"/>
-                <w:sz w:val="21"/>
+                <w:sz w:val="22"/>
                 <w:szCs w:val="21"/>
               </w:rPr>
               <w:t xml:space="preserve">.</w:t>
@@ -529,6 +536,7 @@
     </w:tbl>
     <w:p>
       <w:pPr>
+        <w:pStyle w:val="Heading2"/>
         <w:keepNext/>
         <w:pBdr>
           <w:bottom w:val="single" w:sz="8" w:space="3" w:color="003A70"/>
@@ -544,7 +552,7 @@
           <w:b/>
           <w:color w:val="003A70"/>
           <w:spacing w:val="14"/>
-          <w:sz w:val="19"/>
+          <w:sz w:val="22"/>
           <w:szCs w:val="19"/>
         </w:rPr>
         <w:t xml:space="preserve">WATCH ME</w:t>
@@ -563,7 +571,7 @@
           <w:rFonts w:ascii="Avenir Next" w:hAnsi="Avenir Next" w:cs="Avenir Next" w:eastAsia="Avenir Next"/>
           <w:i/>
           <w:color w:val="5A5F66"/>
-          <w:sz w:val="17"/>
+          <w:sz w:val="22"/>
           <w:szCs w:val="17"/>
         </w:rPr>
         <w:t xml:space="preserve">the steps in action</w:t>
@@ -612,7 +620,7 @@
                 <w:rFonts w:ascii="Avenir Next" w:hAnsi="Avenir Next" w:cs="Avenir Next" w:eastAsia="Avenir Next"/>
                 <w:b/>
                 <w:color w:val="1A1A1A"/>
-                <w:sz w:val="21"/>
+                <w:sz w:val="22"/>
                 <w:szCs w:val="21"/>
               </w:rPr>
               <w:t xml:space="preserve">Find the area of a parallelogram with base 14 cm and height 6 cm.</w:t>
@@ -631,25 +639,25 @@
                 <w:rFonts w:ascii="Avenir Next" w:hAnsi="Avenir Next" w:cs="Avenir Next" w:eastAsia="Avenir Next"/>
                 <w:b/>
                 <w:color w:val="003A70"/>
+                <w:sz w:val="22"/>
+                <w:szCs w:val="19"/>
+              </w:rPr>
+              <w:t xml:space="preserve">Step 1</w:t>
+            </w:r>
+            <w:r>
+              <w:rPr>
+                <w:rFonts w:ascii="Avenir Next" w:hAnsi="Avenir Next" w:cs="Avenir Next" w:eastAsia="Avenir Next"/>
+                <w:color w:val="1A1A1A"/>
                 <w:sz w:val="19"/>
                 <w:szCs w:val="19"/>
               </w:rPr>
-              <w:t xml:space="preserve">Step 1</w:t>
-            </w:r>
-            <w:r>
-              <w:rPr>
-                <w:rFonts w:ascii="Avenir Next" w:hAnsi="Avenir Next" w:cs="Avenir Next" w:eastAsia="Avenir Next"/>
-                <w:color w:val="1A1A1A"/>
-                <w:sz w:val="19"/>
-                <w:szCs w:val="19"/>
-              </w:rPr>
               <w:tab/>
             </w:r>
             <w:r>
               <w:rPr>
                 <w:rFonts w:ascii="Avenir Next" w:hAnsi="Avenir Next" w:cs="Avenir Next" w:eastAsia="Avenir Next"/>
                 <w:color w:val="1A1A1A"/>
-                <w:sz w:val="21"/>
+                <w:sz w:val="22"/>
                 <w:szCs w:val="21"/>
               </w:rPr>
               <w:t xml:space="preserve">Base 14 cm. Height 6 cm.</w:t>
@@ -668,25 +676,25 @@
                 <w:rFonts w:ascii="Avenir Next" w:hAnsi="Avenir Next" w:cs="Avenir Next" w:eastAsia="Avenir Next"/>
                 <w:b/>
                 <w:color w:val="003A70"/>
+                <w:sz w:val="22"/>
+                <w:szCs w:val="19"/>
+              </w:rPr>
+              <w:t xml:space="preserve">Step 2</w:t>
+            </w:r>
+            <w:r>
+              <w:rPr>
+                <w:rFonts w:ascii="Avenir Next" w:hAnsi="Avenir Next" w:cs="Avenir Next" w:eastAsia="Avenir Next"/>
+                <w:color w:val="1A1A1A"/>
                 <w:sz w:val="19"/>
                 <w:szCs w:val="19"/>
               </w:rPr>
-              <w:t xml:space="preserve">Step 2</w:t>
-            </w:r>
-            <w:r>
-              <w:rPr>
-                <w:rFonts w:ascii="Avenir Next" w:hAnsi="Avenir Next" w:cs="Avenir Next" w:eastAsia="Avenir Next"/>
-                <w:color w:val="1A1A1A"/>
-                <w:sz w:val="19"/>
-                <w:szCs w:val="19"/>
-              </w:rPr>
               <w:tab/>
             </w:r>
             <w:r>
               <w:rPr>
                 <w:rFonts w:ascii="Avenir Next" w:hAnsi="Avenir Next" w:cs="Avenir Next" w:eastAsia="Avenir Next"/>
                 <w:color w:val="1A1A1A"/>
-                <w:sz w:val="21"/>
+                <w:sz w:val="22"/>
                 <w:szCs w:val="21"/>
               </w:rPr>
               <w:t xml:space="preserve">14 × 6 = 84.</w:t>
@@ -705,25 +713,25 @@
                 <w:rFonts w:ascii="Avenir Next" w:hAnsi="Avenir Next" w:cs="Avenir Next" w:eastAsia="Avenir Next"/>
                 <w:b/>
                 <w:color w:val="003A70"/>
+                <w:sz w:val="22"/>
+                <w:szCs w:val="19"/>
+              </w:rPr>
+              <w:t xml:space="preserve">Step 3</w:t>
+            </w:r>
+            <w:r>
+              <w:rPr>
+                <w:rFonts w:ascii="Avenir Next" w:hAnsi="Avenir Next" w:cs="Avenir Next" w:eastAsia="Avenir Next"/>
+                <w:color w:val="1A1A1A"/>
                 <w:sz w:val="19"/>
                 <w:szCs w:val="19"/>
               </w:rPr>
-              <w:t xml:space="preserve">Step 3</w:t>
-            </w:r>
-            <w:r>
-              <w:rPr>
-                <w:rFonts w:ascii="Avenir Next" w:hAnsi="Avenir Next" w:cs="Avenir Next" w:eastAsia="Avenir Next"/>
-                <w:color w:val="1A1A1A"/>
-                <w:sz w:val="19"/>
-                <w:szCs w:val="19"/>
-              </w:rPr>
               <w:tab/>
             </w:r>
             <w:r>
               <w:rPr>
                 <w:rFonts w:ascii="Avenir Next" w:hAnsi="Avenir Next" w:cs="Avenir Next" w:eastAsia="Avenir Next"/>
                 <w:color w:val="1A1A1A"/>
-                <w:sz w:val="21"/>
+                <w:sz w:val="22"/>
                 <w:szCs w:val="21"/>
               </w:rPr>
               <w:t xml:space="preserve">The area is 84 cm².</w:t>
@@ -742,18 +750,18 @@
                 <w:rFonts w:ascii="Avenir Next" w:hAnsi="Avenir Next" w:cs="Avenir Next" w:eastAsia="Avenir Next"/>
                 <w:b/>
                 <w:color w:val="1A1A1A"/>
+                <w:sz w:val="22"/>
+                <w:szCs w:val="21"/>
+              </w:rPr>
+              <w:t xml:space="preserve">Answer</w:t>
+            </w:r>
+            <w:r>
+              <w:rPr>
+                <w:rFonts w:ascii="Avenir Next" w:hAnsi="Avenir Next" w:cs="Avenir Next" w:eastAsia="Avenir Next"/>
+                <w:color w:val="1A1A1A"/>
                 <w:sz w:val="21"/>
                 <w:szCs w:val="21"/>
               </w:rPr>
-              <w:t xml:space="preserve">Answer</w:t>
-            </w:r>
-            <w:r>
-              <w:rPr>
-                <w:rFonts w:ascii="Avenir Next" w:hAnsi="Avenir Next" w:cs="Avenir Next" w:eastAsia="Avenir Next"/>
-                <w:color w:val="1A1A1A"/>
-                <w:sz w:val="21"/>
-                <w:szCs w:val="21"/>
-              </w:rPr>
               <w:tab/>
             </w:r>
             <w:r>
@@ -761,7 +769,7 @@
                 <w:rFonts w:ascii="Avenir Next" w:hAnsi="Avenir Next" w:cs="Avenir Next" w:eastAsia="Avenir Next"/>
                 <w:b/>
                 <w:color w:val="1A1A1A"/>
-                <w:sz w:val="21"/>
+                <w:sz w:val="22"/>
                 <w:szCs w:val="21"/>
               </w:rPr>
               <w:t xml:space="preserve">84 cm²</w:t>
@@ -782,7 +790,7 @@
               <w:drawing>
                 <wp:inline distT="0" distB="0" distL="0" distR="0">
                   <wp:extent cx="2377440" cy="1227065"/>
-                  <wp:docPr id="1" name="Figure 1"/>
+                  <wp:docPr id="1" name="Figure 1" descr="Parallelogram. Dims: base: 14 cm; height: 6 cm; side: 8 cm."/>
                   <a:graphic xmlns:a="http://schemas.openxmlformats.org/drawingml/2006/main">
                     <a:graphicData uri="http://schemas.openxmlformats.org/drawingml/2006/picture">
                       <pic:pic xmlns:pic="http://schemas.openxmlformats.org/drawingml/2006/picture">
@@ -822,6 +830,7 @@
     </w:p>
     <w:p>
       <w:pPr>
+        <w:pStyle w:val="Heading2"/>
         <w:keepNext/>
         <w:pBdr>
           <w:bottom w:val="single" w:sz="8" w:space="3" w:color="003A70"/>
@@ -837,7 +846,7 @@
           <w:b/>
           <w:color w:val="003A70"/>
           <w:spacing w:val="14"/>
-          <w:sz w:val="19"/>
+          <w:sz w:val="22"/>
           <w:szCs w:val="19"/>
         </w:rPr>
         <w:t xml:space="preserve">TRY IT WITH HELP</w:t>
@@ -856,7 +865,7 @@
           <w:rFonts w:ascii="Avenir Next" w:hAnsi="Avenir Next" w:cs="Avenir Next" w:eastAsia="Avenir Next"/>
           <w:i/>
           <w:color w:val="5A5F66"/>
-          <w:sz w:val="17"/>
+          <w:sz w:val="22"/>
           <w:szCs w:val="17"/>
         </w:rPr>
         <w:t xml:space="preserve">fill in each step</w:t>
@@ -914,28 +923,47 @@
           <w:rFonts w:ascii="Avenir Next" w:hAnsi="Avenir Next" w:cs="Avenir Next" w:eastAsia="Avenir Next"/>
           <w:b/>
           <w:color w:val="003A70"/>
+          <w:sz w:val="22"/>
+          <w:szCs w:val="18"/>
+        </w:rPr>
+        <w:t xml:space="preserve">Step 1</w:t>
+      </w:r>
+      <w:r>
+        <w:rPr>
+          <w:rFonts w:ascii="Avenir Next" w:hAnsi="Avenir Next" w:cs="Avenir Next" w:eastAsia="Avenir Next"/>
+          <w:color w:val="1A1A1A"/>
           <w:sz w:val="18"/>
           <w:szCs w:val="18"/>
         </w:rPr>
-        <w:t xml:space="preserve">Step 1</w:t>
-      </w:r>
-      <w:r>
-        <w:rPr>
-          <w:rFonts w:ascii="Avenir Next" w:hAnsi="Avenir Next" w:cs="Avenir Next" w:eastAsia="Avenir Next"/>
-          <w:color w:val="1A1A1A"/>
-          <w:sz w:val="18"/>
-          <w:szCs w:val="18"/>
-        </w:rPr>
         <w:tab/>
       </w:r>
       <w:r>
         <w:rPr>
           <w:rFonts w:ascii="Avenir Next" w:hAnsi="Avenir Next" w:cs="Avenir Next" w:eastAsia="Avenir Next"/>
           <w:color w:val="1A1A1A"/>
+          <w:sz w:val="22"/>
+          <w:szCs w:val="21"/>
+        </w:rPr>
+        <w:t xml:space="preserve">Base </w:t>
+      </w:r>
+      <w:r>
+        <w:rPr>
+          <w:rFonts w:ascii="Avenir Next" w:hAnsi="Avenir Next" w:cs="Avenir Next" w:eastAsia="Avenir Next"/>
+          <w:color w:val="1A1A1A"/>
           <w:sz w:val="21"/>
           <w:szCs w:val="21"/>
-        </w:rPr>
-        <w:t xml:space="preserve">Base </w:t>
+          <w:u w:val="single"/>
+        </w:rPr>
+        <w:t xml:space="preserve">                </w:t>
+      </w:r>
+      <w:r>
+        <w:rPr>
+          <w:rFonts w:ascii="Avenir Next" w:hAnsi="Avenir Next" w:cs="Avenir Next" w:eastAsia="Avenir Next"/>
+          <w:color w:val="1A1A1A"/>
+          <w:sz w:val="22"/>
+          <w:szCs w:val="21"/>
+        </w:rPr>
+        <w:t xml:space="preserve"> ft. Height </w:t>
       </w:r>
       <w:r>
         <w:rPr>
@@ -951,26 +979,7 @@
         <w:rPr>
           <w:rFonts w:ascii="Avenir Next" w:hAnsi="Avenir Next" w:cs="Avenir Next" w:eastAsia="Avenir Next"/>
           <w:color w:val="1A1A1A"/>
-          <w:sz w:val="21"/>
-          <w:szCs w:val="21"/>
-        </w:rPr>
-        <w:t xml:space="preserve"> ft. Height </w:t>
-      </w:r>
-      <w:r>
-        <w:rPr>
-          <w:rFonts w:ascii="Avenir Next" w:hAnsi="Avenir Next" w:cs="Avenir Next" w:eastAsia="Avenir Next"/>
-          <w:color w:val="1A1A1A"/>
-          <w:sz w:val="21"/>
-          <w:szCs w:val="21"/>
-          <w:u w:val="single"/>
-        </w:rPr>
-        <w:t xml:space="preserve">                </w:t>
-      </w:r>
-      <w:r>
-        <w:rPr>
-          <w:rFonts w:ascii="Avenir Next" w:hAnsi="Avenir Next" w:cs="Avenir Next" w:eastAsia="Avenir Next"/>
-          <w:color w:val="1A1A1A"/>
-          <w:sz w:val="21"/>
+          <w:sz w:val="22"/>
           <w:szCs w:val="21"/>
         </w:rPr>
         <w:t xml:space="preserve"> ft.</w:t>
@@ -990,25 +999,25 @@
           <w:rFonts w:ascii="Avenir Next" w:hAnsi="Avenir Next" w:cs="Avenir Next" w:eastAsia="Avenir Next"/>
           <w:b/>
           <w:color w:val="003A70"/>
+          <w:sz w:val="22"/>
+          <w:szCs w:val="18"/>
+        </w:rPr>
+        <w:t xml:space="preserve">Step 2</w:t>
+      </w:r>
+      <w:r>
+        <w:rPr>
+          <w:rFonts w:ascii="Avenir Next" w:hAnsi="Avenir Next" w:cs="Avenir Next" w:eastAsia="Avenir Next"/>
+          <w:color w:val="1A1A1A"/>
           <w:sz w:val="18"/>
           <w:szCs w:val="18"/>
         </w:rPr>
-        <w:t xml:space="preserve">Step 2</w:t>
-      </w:r>
-      <w:r>
-        <w:rPr>
-          <w:rFonts w:ascii="Avenir Next" w:hAnsi="Avenir Next" w:cs="Avenir Next" w:eastAsia="Avenir Next"/>
-          <w:color w:val="1A1A1A"/>
-          <w:sz w:val="18"/>
-          <w:szCs w:val="18"/>
-        </w:rPr>
         <w:tab/>
       </w:r>
       <w:r>
         <w:rPr>
           <w:rFonts w:ascii="Avenir Next" w:hAnsi="Avenir Next" w:cs="Avenir Next" w:eastAsia="Avenir Next"/>
           <w:color w:val="1A1A1A"/>
-          <w:sz w:val="21"/>
+          <w:sz w:val="22"/>
           <w:szCs w:val="21"/>
         </w:rPr>
         <w:t xml:space="preserve">12 × 5 = </w:t>
@@ -1038,35 +1047,35 @@
           <w:rFonts w:ascii="Avenir Next" w:hAnsi="Avenir Next" w:cs="Avenir Next" w:eastAsia="Avenir Next"/>
           <w:b/>
           <w:color w:val="003A70"/>
+          <w:sz w:val="22"/>
+          <w:szCs w:val="18"/>
+        </w:rPr>
+        <w:t xml:space="preserve">Step 3</w:t>
+      </w:r>
+      <w:r>
+        <w:rPr>
+          <w:rFonts w:ascii="Avenir Next" w:hAnsi="Avenir Next" w:cs="Avenir Next" w:eastAsia="Avenir Next"/>
+          <w:color w:val="1A1A1A"/>
           <w:sz w:val="18"/>
           <w:szCs w:val="18"/>
         </w:rPr>
-        <w:t xml:space="preserve">Step 3</w:t>
-      </w:r>
-      <w:r>
-        <w:rPr>
-          <w:rFonts w:ascii="Avenir Next" w:hAnsi="Avenir Next" w:cs="Avenir Next" w:eastAsia="Avenir Next"/>
-          <w:color w:val="1A1A1A"/>
-          <w:sz w:val="18"/>
-          <w:szCs w:val="18"/>
-        </w:rPr>
         <w:tab/>
       </w:r>
       <w:r>
         <w:rPr>
           <w:rFonts w:ascii="Avenir Next" w:hAnsi="Avenir Next" w:cs="Avenir Next" w:eastAsia="Avenir Next"/>
           <w:color w:val="1A1A1A"/>
+          <w:sz w:val="22"/>
+          <w:szCs w:val="21"/>
+        </w:rPr>
+        <w:t xml:space="preserve">The area is </w:t>
+      </w:r>
+      <w:r>
+        <w:rPr>
+          <w:rFonts w:ascii="Avenir Next" w:hAnsi="Avenir Next" w:cs="Avenir Next" w:eastAsia="Avenir Next"/>
+          <w:color w:val="1A1A1A"/>
           <w:sz w:val="21"/>
           <w:szCs w:val="21"/>
-        </w:rPr>
-        <w:t xml:space="preserve">The area is </w:t>
-      </w:r>
-      <w:r>
-        <w:rPr>
-          <w:rFonts w:ascii="Avenir Next" w:hAnsi="Avenir Next" w:cs="Avenir Next" w:eastAsia="Avenir Next"/>
-          <w:color w:val="1A1A1A"/>
-          <w:sz w:val="21"/>
-          <w:szCs w:val="21"/>
           <w:u w:val="single"/>
         </w:rPr>
         <w:t xml:space="preserve">                </w:t>
@@ -1075,7 +1084,7 @@
         <w:rPr>
           <w:rFonts w:ascii="Avenir Next" w:hAnsi="Avenir Next" w:cs="Avenir Next" w:eastAsia="Avenir Next"/>
           <w:color w:val="1A1A1A"/>
-          <w:sz w:val="21"/>
+          <w:sz w:val="22"/>
           <w:szCs w:val="21"/>
         </w:rPr>
         <w:t xml:space="preserve"> ft².</w:t>
@@ -1138,28 +1147,47 @@
           <w:rFonts w:ascii="Avenir Next" w:hAnsi="Avenir Next" w:cs="Avenir Next" w:eastAsia="Avenir Next"/>
           <w:b/>
           <w:color w:val="003A70"/>
+          <w:sz w:val="22"/>
+          <w:szCs w:val="18"/>
+        </w:rPr>
+        <w:t xml:space="preserve">Step 1</w:t>
+      </w:r>
+      <w:r>
+        <w:rPr>
+          <w:rFonts w:ascii="Avenir Next" w:hAnsi="Avenir Next" w:cs="Avenir Next" w:eastAsia="Avenir Next"/>
+          <w:color w:val="1A1A1A"/>
           <w:sz w:val="18"/>
           <w:szCs w:val="18"/>
         </w:rPr>
-        <w:t xml:space="preserve">Step 1</w:t>
-      </w:r>
-      <w:r>
-        <w:rPr>
-          <w:rFonts w:ascii="Avenir Next" w:hAnsi="Avenir Next" w:cs="Avenir Next" w:eastAsia="Avenir Next"/>
-          <w:color w:val="1A1A1A"/>
-          <w:sz w:val="18"/>
-          <w:szCs w:val="18"/>
-        </w:rPr>
         <w:tab/>
       </w:r>
       <w:r>
         <w:rPr>
           <w:rFonts w:ascii="Avenir Next" w:hAnsi="Avenir Next" w:cs="Avenir Next" w:eastAsia="Avenir Next"/>
           <w:color w:val="1A1A1A"/>
+          <w:sz w:val="22"/>
+          <w:szCs w:val="21"/>
+        </w:rPr>
+        <w:t xml:space="preserve">Base </w:t>
+      </w:r>
+      <w:r>
+        <w:rPr>
+          <w:rFonts w:ascii="Avenir Next" w:hAnsi="Avenir Next" w:cs="Avenir Next" w:eastAsia="Avenir Next"/>
+          <w:color w:val="1A1A1A"/>
           <w:sz w:val="21"/>
           <w:szCs w:val="21"/>
-        </w:rPr>
-        <w:t xml:space="preserve">Base </w:t>
+          <w:u w:val="single"/>
+        </w:rPr>
+        <w:t xml:space="preserve">                </w:t>
+      </w:r>
+      <w:r>
+        <w:rPr>
+          <w:rFonts w:ascii="Avenir Next" w:hAnsi="Avenir Next" w:cs="Avenir Next" w:eastAsia="Avenir Next"/>
+          <w:color w:val="1A1A1A"/>
+          <w:sz w:val="22"/>
+          <w:szCs w:val="21"/>
+        </w:rPr>
+        <w:t xml:space="preserve"> in. Height </w:t>
       </w:r>
       <w:r>
         <w:rPr>
@@ -1175,26 +1203,7 @@
         <w:rPr>
           <w:rFonts w:ascii="Avenir Next" w:hAnsi="Avenir Next" w:cs="Avenir Next" w:eastAsia="Avenir Next"/>
           <w:color w:val="1A1A1A"/>
-          <w:sz w:val="21"/>
-          <w:szCs w:val="21"/>
-        </w:rPr>
-        <w:t xml:space="preserve"> in. Height </w:t>
-      </w:r>
-      <w:r>
-        <w:rPr>
-          <w:rFonts w:ascii="Avenir Next" w:hAnsi="Avenir Next" w:cs="Avenir Next" w:eastAsia="Avenir Next"/>
-          <w:color w:val="1A1A1A"/>
-          <w:sz w:val="21"/>
-          <w:szCs w:val="21"/>
-          <w:u w:val="single"/>
-        </w:rPr>
-        <w:t xml:space="preserve">                </w:t>
-      </w:r>
-      <w:r>
-        <w:rPr>
-          <w:rFonts w:ascii="Avenir Next" w:hAnsi="Avenir Next" w:cs="Avenir Next" w:eastAsia="Avenir Next"/>
-          <w:color w:val="1A1A1A"/>
-          <w:sz w:val="21"/>
+          <w:sz w:val="22"/>
           <w:szCs w:val="21"/>
         </w:rPr>
         <w:t xml:space="preserve"> in.</w:t>
@@ -1214,25 +1223,25 @@
           <w:rFonts w:ascii="Avenir Next" w:hAnsi="Avenir Next" w:cs="Avenir Next" w:eastAsia="Avenir Next"/>
           <w:b/>
           <w:color w:val="003A70"/>
+          <w:sz w:val="22"/>
+          <w:szCs w:val="18"/>
+        </w:rPr>
+        <w:t xml:space="preserve">Step 2</w:t>
+      </w:r>
+      <w:r>
+        <w:rPr>
+          <w:rFonts w:ascii="Avenir Next" w:hAnsi="Avenir Next" w:cs="Avenir Next" w:eastAsia="Avenir Next"/>
+          <w:color w:val="1A1A1A"/>
           <w:sz w:val="18"/>
           <w:szCs w:val="18"/>
         </w:rPr>
-        <w:t xml:space="preserve">Step 2</w:t>
-      </w:r>
-      <w:r>
-        <w:rPr>
-          <w:rFonts w:ascii="Avenir Next" w:hAnsi="Avenir Next" w:cs="Avenir Next" w:eastAsia="Avenir Next"/>
-          <w:color w:val="1A1A1A"/>
-          <w:sz w:val="18"/>
-          <w:szCs w:val="18"/>
-        </w:rPr>
         <w:tab/>
       </w:r>
       <w:r>
         <w:rPr>
           <w:rFonts w:ascii="Avenir Next" w:hAnsi="Avenir Next" w:cs="Avenir Next" w:eastAsia="Avenir Next"/>
           <w:color w:val="1A1A1A"/>
-          <w:sz w:val="21"/>
+          <w:sz w:val="22"/>
           <w:szCs w:val="21"/>
         </w:rPr>
         <w:t xml:space="preserve">18 × 7 = </w:t>
@@ -1262,35 +1271,35 @@
           <w:rFonts w:ascii="Avenir Next" w:hAnsi="Avenir Next" w:cs="Avenir Next" w:eastAsia="Avenir Next"/>
           <w:b/>
           <w:color w:val="003A70"/>
+          <w:sz w:val="22"/>
+          <w:szCs w:val="18"/>
+        </w:rPr>
+        <w:t xml:space="preserve">Step 3</w:t>
+      </w:r>
+      <w:r>
+        <w:rPr>
+          <w:rFonts w:ascii="Avenir Next" w:hAnsi="Avenir Next" w:cs="Avenir Next" w:eastAsia="Avenir Next"/>
+          <w:color w:val="1A1A1A"/>
           <w:sz w:val="18"/>
           <w:szCs w:val="18"/>
         </w:rPr>
-        <w:t xml:space="preserve">Step 3</w:t>
-      </w:r>
-      <w:r>
-        <w:rPr>
-          <w:rFonts w:ascii="Avenir Next" w:hAnsi="Avenir Next" w:cs="Avenir Next" w:eastAsia="Avenir Next"/>
-          <w:color w:val="1A1A1A"/>
-          <w:sz w:val="18"/>
-          <w:szCs w:val="18"/>
-        </w:rPr>
         <w:tab/>
       </w:r>
       <w:r>
         <w:rPr>
           <w:rFonts w:ascii="Avenir Next" w:hAnsi="Avenir Next" w:cs="Avenir Next" w:eastAsia="Avenir Next"/>
           <w:color w:val="1A1A1A"/>
+          <w:sz w:val="22"/>
+          <w:szCs w:val="21"/>
+        </w:rPr>
+        <w:t xml:space="preserve">The area is </w:t>
+      </w:r>
+      <w:r>
+        <w:rPr>
+          <w:rFonts w:ascii="Avenir Next" w:hAnsi="Avenir Next" w:cs="Avenir Next" w:eastAsia="Avenir Next"/>
+          <w:color w:val="1A1A1A"/>
           <w:sz w:val="21"/>
           <w:szCs w:val="21"/>
-        </w:rPr>
-        <w:t xml:space="preserve">The area is </w:t>
-      </w:r>
-      <w:r>
-        <w:rPr>
-          <w:rFonts w:ascii="Avenir Next" w:hAnsi="Avenir Next" w:cs="Avenir Next" w:eastAsia="Avenir Next"/>
-          <w:color w:val="1A1A1A"/>
-          <w:sz w:val="21"/>
-          <w:szCs w:val="21"/>
           <w:u w:val="single"/>
         </w:rPr>
         <w:t xml:space="preserve">                </w:t>
@@ -1299,7 +1308,7 @@
         <w:rPr>
           <w:rFonts w:ascii="Avenir Next" w:hAnsi="Avenir Next" w:cs="Avenir Next" w:eastAsia="Avenir Next"/>
           <w:color w:val="1A1A1A"/>
-          <w:sz w:val="21"/>
+          <w:sz w:val="22"/>
           <w:szCs w:val="21"/>
         </w:rPr>
         <w:t xml:space="preserve"> in².</w:t>
@@ -1312,6 +1321,7 @@
     </w:p>
     <w:p>
       <w:pPr>
+        <w:pStyle w:val="Heading2"/>
         <w:keepNext/>
         <w:pBdr>
           <w:bottom w:val="single" w:sz="8" w:space="3" w:color="003A70"/>
@@ -1327,7 +1337,7 @@
           <w:b/>
           <w:color w:val="003A70"/>
           <w:spacing w:val="14"/>
-          <w:sz w:val="19"/>
+          <w:sz w:val="22"/>
           <w:szCs w:val="19"/>
         </w:rPr>
         <w:t xml:space="preserve">YOUR TURN</w:t>
@@ -1346,7 +1356,7 @@
           <w:rFonts w:ascii="Avenir Next" w:hAnsi="Avenir Next" w:cs="Avenir Next" w:eastAsia="Avenir Next"/>
           <w:i/>
           <w:color w:val="5A5F66"/>
-          <w:sz w:val="17"/>
+          <w:sz w:val="22"/>
           <w:szCs w:val="17"/>
         </w:rPr>
         <w:t xml:space="preserve">use the steps on your own</w:t>
@@ -1517,7 +1527,7 @@
                       <w:szCs w:val="22"/>
                       <w:u w:val="single"/>
                     </w:rPr>
-                    <w:t xml:space="preserve">      </w:t>
+                    <w:t xml:space="preserve">          </w:t>
                   </w:r>
                 </w:p>
               </w:tc>
@@ -1579,7 +1589,7 @@
                       <w:szCs w:val="22"/>
                       <w:u w:val="single"/>
                     </w:rPr>
-                    <w:t xml:space="preserve">      </w:t>
+                    <w:t xml:space="preserve">          </w:t>
                   </w:r>
                 </w:p>
               </w:tc>
@@ -1647,7 +1657,7 @@
                       <w:szCs w:val="22"/>
                       <w:u w:val="single"/>
                     </w:rPr>
-                    <w:t xml:space="preserve">      </w:t>
+                    <w:t xml:space="preserve">          </w:t>
                   </w:r>
                 </w:p>
               </w:tc>
@@ -1709,7 +1719,7 @@
                       <w:szCs w:val="22"/>
                       <w:u w:val="single"/>
                     </w:rPr>
-                    <w:t xml:space="preserve">      </w:t>
+                    <w:t xml:space="preserve">          </w:t>
                   </w:r>
                 </w:p>
               </w:tc>
@@ -1741,7 +1751,7 @@
           <w:caps/>
           <w:color w:val="003A70"/>
           <w:spacing w:val="12"/>
-          <w:sz w:val="19"/>
+          <w:sz w:val="22"/>
           <w:szCs w:val="19"/>
         </w:rPr>
         <w:t xml:space="preserve">Lesson 5-1  ·  Session 2  ·  Prerequisite Practice B  ·  Skill 2 of 2</w:t>
@@ -1749,6 +1759,7 @@
     </w:p>
     <w:p>
       <w:pPr>
+        <w:pStyle w:val="Heading1"/>
         <w:keepNext/>
         <w:spacing w:before="0" w:after="10" w:line="240" w:lineRule="auto"/>
       </w:pPr>
@@ -1774,7 +1785,7 @@
         <w:rPr>
           <w:rFonts w:ascii="Avenir Next" w:hAnsi="Avenir Next" w:cs="Avenir Next" w:eastAsia="Avenir Next"/>
           <w:color w:val="5A5F66"/>
-          <w:sz w:val="17"/>
+          <w:sz w:val="22"/>
           <w:szCs w:val="17"/>
         </w:rPr>
         <w:t xml:space="preserve">Builds on Grade 4 · 4.MD.A.3</w:t>
@@ -1817,6 +1828,7 @@
           </w:tcPr>
           <w:p>
             <w:pPr>
+              <w:pStyle w:val="Heading2"/>
               <w:spacing w:before="0" w:after="0" w:line="252" w:lineRule="auto"/>
             </w:pPr>
             <w:r>
@@ -1846,7 +1858,7 @@
               <w:rPr>
                 <w:rFonts w:ascii="Avenir Next" w:hAnsi="Avenir Next" w:cs="Avenir Next" w:eastAsia="Avenir Next"/>
                 <w:color w:val="1A1A1A"/>
-                <w:sz w:val="20"/>
+                <w:sz w:val="22"/>
                 <w:szCs w:val="20"/>
               </w:rPr>
               <w:t xml:space="preserve">You will see that a rhombus fills half of the rectangle drawn around it.</w:t>
@@ -1866,6 +1878,7 @@
           </w:tcPr>
           <w:p>
             <w:pPr>
+              <w:pStyle w:val="Heading2"/>
               <w:spacing w:before="0" w:after="0" w:line="252" w:lineRule="auto"/>
             </w:pPr>
             <w:r>
@@ -1895,7 +1908,7 @@
               <w:rPr>
                 <w:rFonts w:ascii="Avenir Next" w:hAnsi="Avenir Next" w:cs="Avenir Next" w:eastAsia="Avenir Next"/>
                 <w:color w:val="1A1A1A"/>
-                <w:sz w:val="20"/>
+                <w:sz w:val="22"/>
                 <w:szCs w:val="20"/>
               </w:rPr>
               <w:t xml:space="preserve">Find the area of a rectangle, like 20 × 14.  </w:t>
@@ -1905,7 +1918,7 @@
                 <w:rFonts w:ascii="Avenir Next" w:hAnsi="Avenir Next" w:cs="Avenir Next" w:eastAsia="Avenir Next"/>
                 <w:b/>
                 <w:color w:val="1A1A1A"/>
-                <w:sz w:val="20"/>
+                <w:sz w:val="22"/>
                 <w:szCs w:val="20"/>
               </w:rPr>
               <w:t xml:space="preserve">You will use it in Practice Form A, problems 3 and 6.</w:t>
@@ -1916,6 +1929,7 @@
     </w:tbl>
     <w:p>
       <w:pPr>
+        <w:pStyle w:val="Heading2"/>
         <w:keepNext/>
         <w:pBdr>
           <w:bottom w:val="single" w:sz="8" w:space="3" w:color="003A70"/>
@@ -1931,7 +1945,7 @@
           <w:b/>
           <w:color w:val="003A70"/>
           <w:spacing w:val="14"/>
-          <w:sz w:val="19"/>
+          <w:sz w:val="22"/>
           <w:szCs w:val="19"/>
         </w:rPr>
         <w:t xml:space="preserve">STEPS TO FOLLOW</w:t>
@@ -1950,7 +1964,7 @@
           <w:rFonts w:ascii="Avenir Next" w:hAnsi="Avenir Next" w:cs="Avenir Next" w:eastAsia="Avenir Next"/>
           <w:i/>
           <w:color w:val="5A5F66"/>
-          <w:sz w:val="17"/>
+          <w:sz w:val="22"/>
           <w:szCs w:val="17"/>
         </w:rPr>
         <w:t xml:space="preserve">use these same steps on every problem</w:t>
@@ -1992,6 +2006,7 @@
           </w:tcPr>
           <w:p>
             <w:pPr>
+              <w:pStyle w:val="Heading1"/>
               <w:spacing w:before="0" w:after="0" w:line="240" w:lineRule="auto"/>
               <w:jc w:val="center"/>
             </w:pPr>
@@ -2020,7 +2035,7 @@
               <w:rPr>
                 <w:rFonts w:ascii="Avenir Next" w:hAnsi="Avenir Next" w:cs="Avenir Next" w:eastAsia="Avenir Next"/>
                 <w:color w:val="1A1A1A"/>
-                <w:sz w:val="21"/>
+                <w:sz w:val="22"/>
                 <w:szCs w:val="21"/>
               </w:rPr>
               <w:t xml:space="preserve">Find the </w:t>
@@ -2030,7 +2045,7 @@
                 <w:rFonts w:ascii="Avenir Next" w:hAnsi="Avenir Next" w:cs="Avenir Next" w:eastAsia="Avenir Next"/>
                 <w:b/>
                 <w:color w:val="1A1A1A"/>
-                <w:sz w:val="21"/>
+                <w:sz w:val="22"/>
                 <w:szCs w:val="21"/>
               </w:rPr>
               <w:t xml:space="preserve">length</w:t>
@@ -2039,7 +2054,7 @@
               <w:rPr>
                 <w:rFonts w:ascii="Avenir Next" w:hAnsi="Avenir Next" w:cs="Avenir Next" w:eastAsia="Avenir Next"/>
                 <w:color w:val="1A1A1A"/>
-                <w:sz w:val="21"/>
+                <w:sz w:val="22"/>
                 <w:szCs w:val="21"/>
               </w:rPr>
               <w:t xml:space="preserve"> and the </w:t>
@@ -2049,7 +2064,7 @@
                 <w:rFonts w:ascii="Avenir Next" w:hAnsi="Avenir Next" w:cs="Avenir Next" w:eastAsia="Avenir Next"/>
                 <w:b/>
                 <w:color w:val="1A1A1A"/>
-                <w:sz w:val="21"/>
+                <w:sz w:val="22"/>
                 <w:szCs w:val="21"/>
               </w:rPr>
               <w:t xml:space="preserve">width</w:t>
@@ -2058,7 +2073,7 @@
               <w:rPr>
                 <w:rFonts w:ascii="Avenir Next" w:hAnsi="Avenir Next" w:cs="Avenir Next" w:eastAsia="Avenir Next"/>
                 <w:color w:val="1A1A1A"/>
-                <w:sz w:val="21"/>
+                <w:sz w:val="22"/>
                 <w:szCs w:val="21"/>
               </w:rPr>
               <w:t xml:space="preserve">.</w:t>
@@ -2077,6 +2092,7 @@
           </w:tcPr>
           <w:p>
             <w:pPr>
+              <w:pStyle w:val="Heading1"/>
               <w:spacing w:before="0" w:after="0" w:line="240" w:lineRule="auto"/>
               <w:jc w:val="center"/>
             </w:pPr>
@@ -2106,7 +2122,7 @@
                 <w:rFonts w:ascii="Avenir Next" w:hAnsi="Avenir Next" w:cs="Avenir Next" w:eastAsia="Avenir Next"/>
                 <w:b/>
                 <w:color w:val="1A1A1A"/>
-                <w:sz w:val="21"/>
+                <w:sz w:val="22"/>
                 <w:szCs w:val="21"/>
               </w:rPr>
               <w:t xml:space="preserve">Multiply</w:t>
@@ -2115,7 +2131,7 @@
               <w:rPr>
                 <w:rFonts w:ascii="Avenir Next" w:hAnsi="Avenir Next" w:cs="Avenir Next" w:eastAsia="Avenir Next"/>
                 <w:color w:val="1A1A1A"/>
-                <w:sz w:val="21"/>
+                <w:sz w:val="22"/>
                 <w:szCs w:val="21"/>
               </w:rPr>
               <w:t xml:space="preserve"> length × width.</w:t>
@@ -2134,6 +2150,7 @@
           </w:tcPr>
           <w:p>
             <w:pPr>
+              <w:pStyle w:val="Heading1"/>
               <w:spacing w:before="0" w:after="0" w:line="240" w:lineRule="auto"/>
               <w:jc w:val="center"/>
             </w:pPr>
@@ -2162,7 +2179,7 @@
               <w:rPr>
                 <w:rFonts w:ascii="Avenir Next" w:hAnsi="Avenir Next" w:cs="Avenir Next" w:eastAsia="Avenir Next"/>
                 <w:color w:val="1A1A1A"/>
-                <w:sz w:val="21"/>
+                <w:sz w:val="22"/>
                 <w:szCs w:val="21"/>
               </w:rPr>
               <w:t xml:space="preserve">Write </w:t>
@@ -2172,7 +2189,7 @@
                 <w:rFonts w:ascii="Avenir Next" w:hAnsi="Avenir Next" w:cs="Avenir Next" w:eastAsia="Avenir Next"/>
                 <w:b/>
                 <w:color w:val="1A1A1A"/>
-                <w:sz w:val="21"/>
+                <w:sz w:val="22"/>
                 <w:szCs w:val="21"/>
               </w:rPr>
               <w:t xml:space="preserve">square units</w:t>
@@ -2181,7 +2198,7 @@
               <w:rPr>
                 <w:rFonts w:ascii="Avenir Next" w:hAnsi="Avenir Next" w:cs="Avenir Next" w:eastAsia="Avenir Next"/>
                 <w:color w:val="1A1A1A"/>
-                <w:sz w:val="21"/>
+                <w:sz w:val="22"/>
                 <w:szCs w:val="21"/>
               </w:rPr>
               <w:t xml:space="preserve">.</w:t>
@@ -2192,6 +2209,7 @@
     </w:tbl>
     <w:p>
       <w:pPr>
+        <w:pStyle w:val="Heading2"/>
         <w:keepNext/>
         <w:pBdr>
           <w:bottom w:val="single" w:sz="8" w:space="3" w:color="003A70"/>
@@ -2207,7 +2225,7 @@
           <w:b/>
           <w:color w:val="003A70"/>
           <w:spacing w:val="14"/>
-          <w:sz w:val="19"/>
+          <w:sz w:val="22"/>
           <w:szCs w:val="19"/>
         </w:rPr>
         <w:t xml:space="preserve">WATCH ME</w:t>
@@ -2226,7 +2244,7 @@
           <w:rFonts w:ascii="Avenir Next" w:hAnsi="Avenir Next" w:cs="Avenir Next" w:eastAsia="Avenir Next"/>
           <w:i/>
           <w:color w:val="5A5F66"/>
-          <w:sz w:val="17"/>
+          <w:sz w:val="22"/>
           <w:szCs w:val="17"/>
         </w:rPr>
         <w:t xml:space="preserve">the steps in action</w:t>
@@ -2241,7 +2259,7 @@
           <w:rFonts w:ascii="Avenir Next" w:hAnsi="Avenir Next" w:cs="Avenir Next" w:eastAsia="Avenir Next"/>
           <w:b/>
           <w:color w:val="1A1A1A"/>
-          <w:sz w:val="21"/>
+          <w:sz w:val="22"/>
           <w:szCs w:val="21"/>
         </w:rPr>
         <w:t xml:space="preserve">A rectangle is 20 ft by 13 ft. Find its area.</w:t>
@@ -2260,25 +2278,25 @@
           <w:rFonts w:ascii="Avenir Next" w:hAnsi="Avenir Next" w:cs="Avenir Next" w:eastAsia="Avenir Next"/>
           <w:b/>
           <w:color w:val="003A70"/>
+          <w:sz w:val="22"/>
+          <w:szCs w:val="19"/>
+        </w:rPr>
+        <w:t xml:space="preserve">Step 1</w:t>
+      </w:r>
+      <w:r>
+        <w:rPr>
+          <w:rFonts w:ascii="Avenir Next" w:hAnsi="Avenir Next" w:cs="Avenir Next" w:eastAsia="Avenir Next"/>
+          <w:color w:val="1A1A1A"/>
           <w:sz w:val="19"/>
           <w:szCs w:val="19"/>
         </w:rPr>
-        <w:t xml:space="preserve">Step 1</w:t>
-      </w:r>
-      <w:r>
-        <w:rPr>
-          <w:rFonts w:ascii="Avenir Next" w:hAnsi="Avenir Next" w:cs="Avenir Next" w:eastAsia="Avenir Next"/>
-          <w:color w:val="1A1A1A"/>
-          <w:sz w:val="19"/>
-          <w:szCs w:val="19"/>
-        </w:rPr>
         <w:tab/>
       </w:r>
       <w:r>
         <w:rPr>
           <w:rFonts w:ascii="Avenir Next" w:hAnsi="Avenir Next" w:cs="Avenir Next" w:eastAsia="Avenir Next"/>
           <w:color w:val="1A1A1A"/>
-          <w:sz w:val="21"/>
+          <w:sz w:val="22"/>
           <w:szCs w:val="21"/>
         </w:rPr>
         <w:t xml:space="preserve">Length 20 ft. Width 13 ft.</w:t>
@@ -2297,25 +2315,25 @@
           <w:rFonts w:ascii="Avenir Next" w:hAnsi="Avenir Next" w:cs="Avenir Next" w:eastAsia="Avenir Next"/>
           <w:b/>
           <w:color w:val="003A70"/>
+          <w:sz w:val="22"/>
+          <w:szCs w:val="19"/>
+        </w:rPr>
+        <w:t xml:space="preserve">Step 2</w:t>
+      </w:r>
+      <w:r>
+        <w:rPr>
+          <w:rFonts w:ascii="Avenir Next" w:hAnsi="Avenir Next" w:cs="Avenir Next" w:eastAsia="Avenir Next"/>
+          <w:color w:val="1A1A1A"/>
           <w:sz w:val="19"/>
           <w:szCs w:val="19"/>
         </w:rPr>
-        <w:t xml:space="preserve">Step 2</w:t>
-      </w:r>
-      <w:r>
-        <w:rPr>
-          <w:rFonts w:ascii="Avenir Next" w:hAnsi="Avenir Next" w:cs="Avenir Next" w:eastAsia="Avenir Next"/>
-          <w:color w:val="1A1A1A"/>
-          <w:sz w:val="19"/>
-          <w:szCs w:val="19"/>
-        </w:rPr>
         <w:tab/>
       </w:r>
       <w:r>
         <w:rPr>
           <w:rFonts w:ascii="Avenir Next" w:hAnsi="Avenir Next" w:cs="Avenir Next" w:eastAsia="Avenir Next"/>
           <w:color w:val="1A1A1A"/>
-          <w:sz w:val="21"/>
+          <w:sz w:val="22"/>
           <w:szCs w:val="21"/>
         </w:rPr>
         <w:t xml:space="preserve">20 × 13 = 260.</w:t>
@@ -2334,25 +2352,25 @@
           <w:rFonts w:ascii="Avenir Next" w:hAnsi="Avenir Next" w:cs="Avenir Next" w:eastAsia="Avenir Next"/>
           <w:b/>
           <w:color w:val="003A70"/>
+          <w:sz w:val="22"/>
+          <w:szCs w:val="19"/>
+        </w:rPr>
+        <w:t xml:space="preserve">Step 3</w:t>
+      </w:r>
+      <w:r>
+        <w:rPr>
+          <w:rFonts w:ascii="Avenir Next" w:hAnsi="Avenir Next" w:cs="Avenir Next" w:eastAsia="Avenir Next"/>
+          <w:color w:val="1A1A1A"/>
           <w:sz w:val="19"/>
           <w:szCs w:val="19"/>
         </w:rPr>
-        <w:t xml:space="preserve">Step 3</w:t>
-      </w:r>
-      <w:r>
-        <w:rPr>
-          <w:rFonts w:ascii="Avenir Next" w:hAnsi="Avenir Next" w:cs="Avenir Next" w:eastAsia="Avenir Next"/>
-          <w:color w:val="1A1A1A"/>
-          <w:sz w:val="19"/>
-          <w:szCs w:val="19"/>
-        </w:rPr>
         <w:tab/>
       </w:r>
       <w:r>
         <w:rPr>
           <w:rFonts w:ascii="Avenir Next" w:hAnsi="Avenir Next" w:cs="Avenir Next" w:eastAsia="Avenir Next"/>
           <w:color w:val="1A1A1A"/>
-          <w:sz w:val="21"/>
+          <w:sz w:val="22"/>
           <w:szCs w:val="21"/>
         </w:rPr>
         <w:t xml:space="preserve">The area is 260 ft².</w:t>
@@ -2371,18 +2389,18 @@
           <w:rFonts w:ascii="Avenir Next" w:hAnsi="Avenir Next" w:cs="Avenir Next" w:eastAsia="Avenir Next"/>
           <w:b/>
           <w:color w:val="1A1A1A"/>
+          <w:sz w:val="22"/>
+          <w:szCs w:val="21"/>
+        </w:rPr>
+        <w:t xml:space="preserve">Answer</w:t>
+      </w:r>
+      <w:r>
+        <w:rPr>
+          <w:rFonts w:ascii="Avenir Next" w:hAnsi="Avenir Next" w:cs="Avenir Next" w:eastAsia="Avenir Next"/>
+          <w:color w:val="1A1A1A"/>
           <w:sz w:val="21"/>
           <w:szCs w:val="21"/>
         </w:rPr>
-        <w:t xml:space="preserve">Answer</w:t>
-      </w:r>
-      <w:r>
-        <w:rPr>
-          <w:rFonts w:ascii="Avenir Next" w:hAnsi="Avenir Next" w:cs="Avenir Next" w:eastAsia="Avenir Next"/>
-          <w:color w:val="1A1A1A"/>
-          <w:sz w:val="21"/>
-          <w:szCs w:val="21"/>
-        </w:rPr>
         <w:tab/>
       </w:r>
       <w:r>
@@ -2390,7 +2408,7 @@
           <w:rFonts w:ascii="Avenir Next" w:hAnsi="Avenir Next" w:cs="Avenir Next" w:eastAsia="Avenir Next"/>
           <w:b/>
           <w:color w:val="1A1A1A"/>
-          <w:sz w:val="21"/>
+          <w:sz w:val="22"/>
           <w:szCs w:val="21"/>
         </w:rPr>
         <w:t xml:space="preserve">260 ft²</w:t>
@@ -2398,6 +2416,7 @@
     </w:p>
     <w:p>
       <w:pPr>
+        <w:pStyle w:val="Heading2"/>
         <w:keepNext/>
         <w:pBdr>
           <w:bottom w:val="single" w:sz="8" w:space="3" w:color="003A70"/>
@@ -2413,7 +2432,7 @@
           <w:b/>
           <w:color w:val="003A70"/>
           <w:spacing w:val="14"/>
-          <w:sz w:val="19"/>
+          <w:sz w:val="22"/>
           <w:szCs w:val="19"/>
         </w:rPr>
         <w:t xml:space="preserve">TRY IT WITH HELP</w:t>
@@ -2432,7 +2451,7 @@
           <w:rFonts w:ascii="Avenir Next" w:hAnsi="Avenir Next" w:cs="Avenir Next" w:eastAsia="Avenir Next"/>
           <w:i/>
           <w:color w:val="5A5F66"/>
-          <w:sz w:val="17"/>
+          <w:sz w:val="22"/>
           <w:szCs w:val="17"/>
         </w:rPr>
         <w:t xml:space="preserve">fill in each step</w:t>
@@ -2490,28 +2509,47 @@
           <w:rFonts w:ascii="Avenir Next" w:hAnsi="Avenir Next" w:cs="Avenir Next" w:eastAsia="Avenir Next"/>
           <w:b/>
           <w:color w:val="003A70"/>
+          <w:sz w:val="22"/>
+          <w:szCs w:val="18"/>
+        </w:rPr>
+        <w:t xml:space="preserve">Step 1</w:t>
+      </w:r>
+      <w:r>
+        <w:rPr>
+          <w:rFonts w:ascii="Avenir Next" w:hAnsi="Avenir Next" w:cs="Avenir Next" w:eastAsia="Avenir Next"/>
+          <w:color w:val="1A1A1A"/>
           <w:sz w:val="18"/>
           <w:szCs w:val="18"/>
         </w:rPr>
-        <w:t xml:space="preserve">Step 1</w:t>
-      </w:r>
-      <w:r>
-        <w:rPr>
-          <w:rFonts w:ascii="Avenir Next" w:hAnsi="Avenir Next" w:cs="Avenir Next" w:eastAsia="Avenir Next"/>
-          <w:color w:val="1A1A1A"/>
-          <w:sz w:val="18"/>
-          <w:szCs w:val="18"/>
-        </w:rPr>
         <w:tab/>
       </w:r>
       <w:r>
         <w:rPr>
           <w:rFonts w:ascii="Avenir Next" w:hAnsi="Avenir Next" w:cs="Avenir Next" w:eastAsia="Avenir Next"/>
           <w:color w:val="1A1A1A"/>
+          <w:sz w:val="22"/>
+          <w:szCs w:val="21"/>
+        </w:rPr>
+        <w:t xml:space="preserve">Length </w:t>
+      </w:r>
+      <w:r>
+        <w:rPr>
+          <w:rFonts w:ascii="Avenir Next" w:hAnsi="Avenir Next" w:cs="Avenir Next" w:eastAsia="Avenir Next"/>
+          <w:color w:val="1A1A1A"/>
           <w:sz w:val="21"/>
           <w:szCs w:val="21"/>
-        </w:rPr>
-        <w:t xml:space="preserve">Length </w:t>
+          <w:u w:val="single"/>
+        </w:rPr>
+        <w:t xml:space="preserve">                </w:t>
+      </w:r>
+      <w:r>
+        <w:rPr>
+          <w:rFonts w:ascii="Avenir Next" w:hAnsi="Avenir Next" w:cs="Avenir Next" w:eastAsia="Avenir Next"/>
+          <w:color w:val="1A1A1A"/>
+          <w:sz w:val="22"/>
+          <w:szCs w:val="21"/>
+        </w:rPr>
+        <w:t xml:space="preserve"> ft. Width </w:t>
       </w:r>
       <w:r>
         <w:rPr>
@@ -2527,26 +2565,7 @@
         <w:rPr>
           <w:rFonts w:ascii="Avenir Next" w:hAnsi="Avenir Next" w:cs="Avenir Next" w:eastAsia="Avenir Next"/>
           <w:color w:val="1A1A1A"/>
-          <w:sz w:val="21"/>
-          <w:szCs w:val="21"/>
-        </w:rPr>
-        <w:t xml:space="preserve"> ft. Width </w:t>
-      </w:r>
-      <w:r>
-        <w:rPr>
-          <w:rFonts w:ascii="Avenir Next" w:hAnsi="Avenir Next" w:cs="Avenir Next" w:eastAsia="Avenir Next"/>
-          <w:color w:val="1A1A1A"/>
-          <w:sz w:val="21"/>
-          <w:szCs w:val="21"/>
-          <w:u w:val="single"/>
-        </w:rPr>
-        <w:t xml:space="preserve">                </w:t>
-      </w:r>
-      <w:r>
-        <w:rPr>
-          <w:rFonts w:ascii="Avenir Next" w:hAnsi="Avenir Next" w:cs="Avenir Next" w:eastAsia="Avenir Next"/>
-          <w:color w:val="1A1A1A"/>
-          <w:sz w:val="21"/>
+          <w:sz w:val="22"/>
           <w:szCs w:val="21"/>
         </w:rPr>
         <w:t xml:space="preserve"> ft.</w:t>
@@ -2566,25 +2585,25 @@
           <w:rFonts w:ascii="Avenir Next" w:hAnsi="Avenir Next" w:cs="Avenir Next" w:eastAsia="Avenir Next"/>
           <w:b/>
           <w:color w:val="003A70"/>
+          <w:sz w:val="22"/>
+          <w:szCs w:val="18"/>
+        </w:rPr>
+        <w:t xml:space="preserve">Step 2</w:t>
+      </w:r>
+      <w:r>
+        <w:rPr>
+          <w:rFonts w:ascii="Avenir Next" w:hAnsi="Avenir Next" w:cs="Avenir Next" w:eastAsia="Avenir Next"/>
+          <w:color w:val="1A1A1A"/>
           <w:sz w:val="18"/>
           <w:szCs w:val="18"/>
         </w:rPr>
-        <w:t xml:space="preserve">Step 2</w:t>
-      </w:r>
-      <w:r>
-        <w:rPr>
-          <w:rFonts w:ascii="Avenir Next" w:hAnsi="Avenir Next" w:cs="Avenir Next" w:eastAsia="Avenir Next"/>
-          <w:color w:val="1A1A1A"/>
-          <w:sz w:val="18"/>
-          <w:szCs w:val="18"/>
-        </w:rPr>
         <w:tab/>
       </w:r>
       <w:r>
         <w:rPr>
           <w:rFonts w:ascii="Avenir Next" w:hAnsi="Avenir Next" w:cs="Avenir Next" w:eastAsia="Avenir Next"/>
           <w:color w:val="1A1A1A"/>
-          <w:sz w:val="21"/>
+          <w:sz w:val="22"/>
           <w:szCs w:val="21"/>
         </w:rPr>
         <w:t xml:space="preserve">18 × 24 = </w:t>
@@ -2614,35 +2633,35 @@
           <w:rFonts w:ascii="Avenir Next" w:hAnsi="Avenir Next" w:cs="Avenir Next" w:eastAsia="Avenir Next"/>
           <w:b/>
           <w:color w:val="003A70"/>
+          <w:sz w:val="22"/>
+          <w:szCs w:val="18"/>
+        </w:rPr>
+        <w:t xml:space="preserve">Step 3</w:t>
+      </w:r>
+      <w:r>
+        <w:rPr>
+          <w:rFonts w:ascii="Avenir Next" w:hAnsi="Avenir Next" w:cs="Avenir Next" w:eastAsia="Avenir Next"/>
+          <w:color w:val="1A1A1A"/>
           <w:sz w:val="18"/>
           <w:szCs w:val="18"/>
         </w:rPr>
-        <w:t xml:space="preserve">Step 3</w:t>
-      </w:r>
-      <w:r>
-        <w:rPr>
-          <w:rFonts w:ascii="Avenir Next" w:hAnsi="Avenir Next" w:cs="Avenir Next" w:eastAsia="Avenir Next"/>
-          <w:color w:val="1A1A1A"/>
-          <w:sz w:val="18"/>
-          <w:szCs w:val="18"/>
-        </w:rPr>
         <w:tab/>
       </w:r>
       <w:r>
         <w:rPr>
           <w:rFonts w:ascii="Avenir Next" w:hAnsi="Avenir Next" w:cs="Avenir Next" w:eastAsia="Avenir Next"/>
           <w:color w:val="1A1A1A"/>
+          <w:sz w:val="22"/>
+          <w:szCs w:val="21"/>
+        </w:rPr>
+        <w:t xml:space="preserve">The area is </w:t>
+      </w:r>
+      <w:r>
+        <w:rPr>
+          <w:rFonts w:ascii="Avenir Next" w:hAnsi="Avenir Next" w:cs="Avenir Next" w:eastAsia="Avenir Next"/>
+          <w:color w:val="1A1A1A"/>
           <w:sz w:val="21"/>
           <w:szCs w:val="21"/>
-        </w:rPr>
-        <w:t xml:space="preserve">The area is </w:t>
-      </w:r>
-      <w:r>
-        <w:rPr>
-          <w:rFonts w:ascii="Avenir Next" w:hAnsi="Avenir Next" w:cs="Avenir Next" w:eastAsia="Avenir Next"/>
-          <w:color w:val="1A1A1A"/>
-          <w:sz w:val="21"/>
-          <w:szCs w:val="21"/>
           <w:u w:val="single"/>
         </w:rPr>
         <w:t xml:space="preserve">                </w:t>
@@ -2651,7 +2670,7 @@
         <w:rPr>
           <w:rFonts w:ascii="Avenir Next" w:hAnsi="Avenir Next" w:cs="Avenir Next" w:eastAsia="Avenir Next"/>
           <w:color w:val="1A1A1A"/>
-          <w:sz w:val="21"/>
+          <w:sz w:val="22"/>
           <w:szCs w:val="21"/>
         </w:rPr>
         <w:t xml:space="preserve"> ft².</w:t>
@@ -2714,28 +2733,47 @@
           <w:rFonts w:ascii="Avenir Next" w:hAnsi="Avenir Next" w:cs="Avenir Next" w:eastAsia="Avenir Next"/>
           <w:b/>
           <w:color w:val="003A70"/>
+          <w:sz w:val="22"/>
+          <w:szCs w:val="18"/>
+        </w:rPr>
+        <w:t xml:space="preserve">Step 1</w:t>
+      </w:r>
+      <w:r>
+        <w:rPr>
+          <w:rFonts w:ascii="Avenir Next" w:hAnsi="Avenir Next" w:cs="Avenir Next" w:eastAsia="Avenir Next"/>
+          <w:color w:val="1A1A1A"/>
           <w:sz w:val="18"/>
           <w:szCs w:val="18"/>
         </w:rPr>
-        <w:t xml:space="preserve">Step 1</w:t>
-      </w:r>
-      <w:r>
-        <w:rPr>
-          <w:rFonts w:ascii="Avenir Next" w:hAnsi="Avenir Next" w:cs="Avenir Next" w:eastAsia="Avenir Next"/>
-          <w:color w:val="1A1A1A"/>
-          <w:sz w:val="18"/>
-          <w:szCs w:val="18"/>
-        </w:rPr>
         <w:tab/>
       </w:r>
       <w:r>
         <w:rPr>
           <w:rFonts w:ascii="Avenir Next" w:hAnsi="Avenir Next" w:cs="Avenir Next" w:eastAsia="Avenir Next"/>
           <w:color w:val="1A1A1A"/>
+          <w:sz w:val="22"/>
+          <w:szCs w:val="21"/>
+        </w:rPr>
+        <w:t xml:space="preserve">Length </w:t>
+      </w:r>
+      <w:r>
+        <w:rPr>
+          <w:rFonts w:ascii="Avenir Next" w:hAnsi="Avenir Next" w:cs="Avenir Next" w:eastAsia="Avenir Next"/>
+          <w:color w:val="1A1A1A"/>
           <w:sz w:val="21"/>
           <w:szCs w:val="21"/>
-        </w:rPr>
-        <w:t xml:space="preserve">Length </w:t>
+          <w:u w:val="single"/>
+        </w:rPr>
+        <w:t xml:space="preserve">                </w:t>
+      </w:r>
+      <w:r>
+        <w:rPr>
+          <w:rFonts w:ascii="Avenir Next" w:hAnsi="Avenir Next" w:cs="Avenir Next" w:eastAsia="Avenir Next"/>
+          <w:color w:val="1A1A1A"/>
+          <w:sz w:val="22"/>
+          <w:szCs w:val="21"/>
+        </w:rPr>
+        <w:t xml:space="preserve"> in. Width </w:t>
       </w:r>
       <w:r>
         <w:rPr>
@@ -2751,26 +2789,7 @@
         <w:rPr>
           <w:rFonts w:ascii="Avenir Next" w:hAnsi="Avenir Next" w:cs="Avenir Next" w:eastAsia="Avenir Next"/>
           <w:color w:val="1A1A1A"/>
-          <w:sz w:val="21"/>
-          <w:szCs w:val="21"/>
-        </w:rPr>
-        <w:t xml:space="preserve"> in. Width </w:t>
-      </w:r>
-      <w:r>
-        <w:rPr>
-          <w:rFonts w:ascii="Avenir Next" w:hAnsi="Avenir Next" w:cs="Avenir Next" w:eastAsia="Avenir Next"/>
-          <w:color w:val="1A1A1A"/>
-          <w:sz w:val="21"/>
-          <w:szCs w:val="21"/>
-          <w:u w:val="single"/>
-        </w:rPr>
-        <w:t xml:space="preserve">                </w:t>
-      </w:r>
-      <w:r>
-        <w:rPr>
-          <w:rFonts w:ascii="Avenir Next" w:hAnsi="Avenir Next" w:cs="Avenir Next" w:eastAsia="Avenir Next"/>
-          <w:color w:val="1A1A1A"/>
-          <w:sz w:val="21"/>
+          <w:sz w:val="22"/>
           <w:szCs w:val="21"/>
         </w:rPr>
         <w:t xml:space="preserve"> in.</w:t>
@@ -2790,25 +2809,25 @@
           <w:rFonts w:ascii="Avenir Next" w:hAnsi="Avenir Next" w:cs="Avenir Next" w:eastAsia="Avenir Next"/>
           <w:b/>
           <w:color w:val="003A70"/>
+          <w:sz w:val="22"/>
+          <w:szCs w:val="18"/>
+        </w:rPr>
+        <w:t xml:space="preserve">Step 2</w:t>
+      </w:r>
+      <w:r>
+        <w:rPr>
+          <w:rFonts w:ascii="Avenir Next" w:hAnsi="Avenir Next" w:cs="Avenir Next" w:eastAsia="Avenir Next"/>
+          <w:color w:val="1A1A1A"/>
           <w:sz w:val="18"/>
           <w:szCs w:val="18"/>
         </w:rPr>
-        <w:t xml:space="preserve">Step 2</w:t>
-      </w:r>
-      <w:r>
-        <w:rPr>
-          <w:rFonts w:ascii="Avenir Next" w:hAnsi="Avenir Next" w:cs="Avenir Next" w:eastAsia="Avenir Next"/>
-          <w:color w:val="1A1A1A"/>
-          <w:sz w:val="18"/>
-          <w:szCs w:val="18"/>
-        </w:rPr>
         <w:tab/>
       </w:r>
       <w:r>
         <w:rPr>
           <w:rFonts w:ascii="Avenir Next" w:hAnsi="Avenir Next" w:cs="Avenir Next" w:eastAsia="Avenir Next"/>
           <w:color w:val="1A1A1A"/>
-          <w:sz w:val="21"/>
+          <w:sz w:val="22"/>
           <w:szCs w:val="21"/>
         </w:rPr>
         <w:t xml:space="preserve">20 × 14 = </w:t>
@@ -2838,35 +2857,35 @@
           <w:rFonts w:ascii="Avenir Next" w:hAnsi="Avenir Next" w:cs="Avenir Next" w:eastAsia="Avenir Next"/>
           <w:b/>
           <w:color w:val="003A70"/>
+          <w:sz w:val="22"/>
+          <w:szCs w:val="18"/>
+        </w:rPr>
+        <w:t xml:space="preserve">Step 3</w:t>
+      </w:r>
+      <w:r>
+        <w:rPr>
+          <w:rFonts w:ascii="Avenir Next" w:hAnsi="Avenir Next" w:cs="Avenir Next" w:eastAsia="Avenir Next"/>
+          <w:color w:val="1A1A1A"/>
           <w:sz w:val="18"/>
           <w:szCs w:val="18"/>
         </w:rPr>
-        <w:t xml:space="preserve">Step 3</w:t>
-      </w:r>
-      <w:r>
-        <w:rPr>
-          <w:rFonts w:ascii="Avenir Next" w:hAnsi="Avenir Next" w:cs="Avenir Next" w:eastAsia="Avenir Next"/>
-          <w:color w:val="1A1A1A"/>
-          <w:sz w:val="18"/>
-          <w:szCs w:val="18"/>
-        </w:rPr>
         <w:tab/>
       </w:r>
       <w:r>
         <w:rPr>
           <w:rFonts w:ascii="Avenir Next" w:hAnsi="Avenir Next" w:cs="Avenir Next" w:eastAsia="Avenir Next"/>
           <w:color w:val="1A1A1A"/>
+          <w:sz w:val="22"/>
+          <w:szCs w:val="21"/>
+        </w:rPr>
+        <w:t xml:space="preserve">The area is </w:t>
+      </w:r>
+      <w:r>
+        <w:rPr>
+          <w:rFonts w:ascii="Avenir Next" w:hAnsi="Avenir Next" w:cs="Avenir Next" w:eastAsia="Avenir Next"/>
+          <w:color w:val="1A1A1A"/>
           <w:sz w:val="21"/>
           <w:szCs w:val="21"/>
-        </w:rPr>
-        <w:t xml:space="preserve">The area is </w:t>
-      </w:r>
-      <w:r>
-        <w:rPr>
-          <w:rFonts w:ascii="Avenir Next" w:hAnsi="Avenir Next" w:cs="Avenir Next" w:eastAsia="Avenir Next"/>
-          <w:color w:val="1A1A1A"/>
-          <w:sz w:val="21"/>
-          <w:szCs w:val="21"/>
           <w:u w:val="single"/>
         </w:rPr>
         <w:t xml:space="preserve">                </w:t>
@@ -2875,7 +2894,7 @@
         <w:rPr>
           <w:rFonts w:ascii="Avenir Next" w:hAnsi="Avenir Next" w:cs="Avenir Next" w:eastAsia="Avenir Next"/>
           <w:color w:val="1A1A1A"/>
-          <w:sz w:val="21"/>
+          <w:sz w:val="22"/>
           <w:szCs w:val="21"/>
         </w:rPr>
         <w:t xml:space="preserve"> in².</w:t>
@@ -2888,6 +2907,7 @@
     </w:p>
     <w:p>
       <w:pPr>
+        <w:pStyle w:val="Heading2"/>
         <w:keepNext/>
         <w:pBdr>
           <w:bottom w:val="single" w:sz="8" w:space="3" w:color="003A70"/>
@@ -2903,7 +2923,7 @@
           <w:b/>
           <w:color w:val="003A70"/>
           <w:spacing w:val="14"/>
-          <w:sz w:val="19"/>
+          <w:sz w:val="22"/>
           <w:szCs w:val="19"/>
         </w:rPr>
         <w:t xml:space="preserve">YOUR TURN</w:t>
@@ -2922,7 +2942,7 @@
           <w:rFonts w:ascii="Avenir Next" w:hAnsi="Avenir Next" w:cs="Avenir Next" w:eastAsia="Avenir Next"/>
           <w:i/>
           <w:color w:val="5A5F66"/>
-          <w:sz w:val="17"/>
+          <w:sz w:val="22"/>
           <w:szCs w:val="17"/>
         </w:rPr>
         <w:t xml:space="preserve">use the steps on your own</w:t>
@@ -3093,7 +3113,7 @@
                       <w:szCs w:val="22"/>
                       <w:u w:val="single"/>
                     </w:rPr>
-                    <w:t xml:space="preserve">      </w:t>
+                    <w:t xml:space="preserve">          </w:t>
                   </w:r>
                 </w:p>
               </w:tc>
@@ -3155,7 +3175,7 @@
                       <w:szCs w:val="22"/>
                       <w:u w:val="single"/>
                     </w:rPr>
-                    <w:t xml:space="preserve">      </w:t>
+                    <w:t xml:space="preserve">          </w:t>
                   </w:r>
                 </w:p>
               </w:tc>
@@ -3223,7 +3243,7 @@
                       <w:szCs w:val="22"/>
                       <w:u w:val="single"/>
                     </w:rPr>
-                    <w:t xml:space="preserve">      </w:t>
+                    <w:t xml:space="preserve">          </w:t>
                   </w:r>
                 </w:p>
               </w:tc>
@@ -3285,7 +3305,7 @@
                       <w:szCs w:val="22"/>
                       <w:u w:val="single"/>
                     </w:rPr>
-                    <w:t xml:space="preserve">      </w:t>
+                    <w:t xml:space="preserve">          </w:t>
                   </w:r>
                 </w:p>
               </w:tc>
@@ -3306,6 +3326,7 @@
     </w:p>
     <w:p>
       <w:pPr>
+        <w:pStyle w:val="Heading2"/>
         <w:keepNext/>
         <w:pBdr>
           <w:bottom w:val="single" w:sz="8" w:space="3" w:color="003A70"/>
@@ -3321,7 +3342,7 @@
           <w:b/>
           <w:color w:val="003A70"/>
           <w:spacing w:val="14"/>
-          <w:sz w:val="19"/>
+          <w:sz w:val="22"/>
           <w:szCs w:val="19"/>
         </w:rPr>
         <w:t xml:space="preserve">READY CHECK</w:t>
@@ -3340,7 +3361,7 @@
           <w:rFonts w:ascii="Avenir Next" w:hAnsi="Avenir Next" w:cs="Avenir Next" w:eastAsia="Avenir Next"/>
           <w:i/>
           <w:color w:val="5A5F66"/>
-          <w:sz w:val="17"/>
+          <w:sz w:val="22"/>
           <w:szCs w:val="17"/>
         </w:rPr>
         <w:t xml:space="preserve">a problem like the one in today’s lesson</w:t>
@@ -3472,7 +3493,7 @@
                       <w:rFonts w:ascii="Avenir Next" w:hAnsi="Avenir Next" w:cs="Avenir Next" w:eastAsia="Avenir Next"/>
                       <w:b/>
                       <w:color w:val="003A70"/>
-                      <w:sz w:val="21"/>
+                      <w:sz w:val="22"/>
                       <w:szCs w:val="21"/>
                     </w:rPr>
                     <w:t xml:space="preserve">A</w:t>
@@ -3490,7 +3511,7 @@
                     <w:rPr>
                       <w:rFonts w:ascii="Avenir Next" w:hAnsi="Avenir Next" w:cs="Avenir Next" w:eastAsia="Avenir Next"/>
                       <w:color w:val="1A1A1A"/>
-                      <w:sz w:val="21"/>
+                      <w:sz w:val="22"/>
                       <w:szCs w:val="21"/>
                     </w:rPr>
                     <w:t xml:space="preserve">20 in. by 14 in.</w:t>
@@ -3515,7 +3536,7 @@
                       <w:rFonts w:ascii="Avenir Next" w:hAnsi="Avenir Next" w:cs="Avenir Next" w:eastAsia="Avenir Next"/>
                       <w:b/>
                       <w:color w:val="003A70"/>
-                      <w:sz w:val="21"/>
+                      <w:sz w:val="22"/>
                       <w:szCs w:val="21"/>
                     </w:rPr>
                     <w:t xml:space="preserve">B</w:t>
@@ -3533,7 +3554,7 @@
                     <w:rPr>
                       <w:rFonts w:ascii="Avenir Next" w:hAnsi="Avenir Next" w:cs="Avenir Next" w:eastAsia="Avenir Next"/>
                       <w:color w:val="1A1A1A"/>
-                      <w:sz w:val="21"/>
+                      <w:sz w:val="22"/>
                       <w:szCs w:val="21"/>
                     </w:rPr>
                     <w:t xml:space="preserve">20 in. by 20 in.</w:t>
@@ -3558,7 +3579,7 @@
                       <w:rFonts w:ascii="Avenir Next" w:hAnsi="Avenir Next" w:cs="Avenir Next" w:eastAsia="Avenir Next"/>
                       <w:b/>
                       <w:color w:val="003A70"/>
-                      <w:sz w:val="21"/>
+                      <w:sz w:val="22"/>
                       <w:szCs w:val="21"/>
                     </w:rPr>
                     <w:t xml:space="preserve">C</w:t>
@@ -3576,7 +3597,7 @@
                     <w:rPr>
                       <w:rFonts w:ascii="Avenir Next" w:hAnsi="Avenir Next" w:cs="Avenir Next" w:eastAsia="Avenir Next"/>
                       <w:color w:val="1A1A1A"/>
-                      <w:sz w:val="21"/>
+                      <w:sz w:val="22"/>
                       <w:szCs w:val="21"/>
                     </w:rPr>
                     <w:t xml:space="preserve">34 in. by 14 in.</w:t>
@@ -3601,7 +3622,7 @@
                       <w:rFonts w:ascii="Avenir Next" w:hAnsi="Avenir Next" w:cs="Avenir Next" w:eastAsia="Avenir Next"/>
                       <w:b/>
                       <w:color w:val="003A70"/>
-                      <w:sz w:val="21"/>
+                      <w:sz w:val="22"/>
                       <w:szCs w:val="21"/>
                     </w:rPr>
                     <w:t xml:space="preserve">D</w:t>
@@ -3619,7 +3640,7 @@
                     <w:rPr>
                       <w:rFonts w:ascii="Avenir Next" w:hAnsi="Avenir Next" w:cs="Avenir Next" w:eastAsia="Avenir Next"/>
                       <w:color w:val="1A1A1A"/>
-                      <w:sz w:val="21"/>
+                      <w:sz w:val="22"/>
                       <w:szCs w:val="21"/>
                     </w:rPr>
                     <w:t xml:space="preserve">10 in. by 7 in.</w:t>
@@ -3668,19 +3689,42 @@
         <w:tblLook w:val="0000" w:firstRow="0" w:lastRow="0" w:firstColumn="0" w:lastColumn="0" w:noHBand="1" w:noVBand="1"/>
       </w:tblPr>
       <w:tblGrid>
-        <w:gridCol w:w="2000"/>
-        <w:gridCol w:w="2300"/>
-        <w:gridCol w:w="2100"/>
-        <w:gridCol w:w="3104"/>
+        <w:gridCol w:w="1750"/>
+        <w:gridCol w:w="2500"/>
+        <w:gridCol w:w="2200"/>
+        <w:gridCol w:w="3054"/>
       </w:tblGrid>
       <w:tr>
         <w:trPr>
           <w:cantSplit/>
-          <w:trHeight w:val="320" w:hRule="atLeast"/>
+          <w:trHeight w:val="300" w:hRule="atLeast"/>
         </w:trPr>
         <w:tc>
           <w:tcPr>
-            <w:tcW w:w="2000" w:type="dxa"/>
+            <w:tcW w:w="1750" w:type="dxa"/>
+            <w:vAlign w:val="center"/>
+          </w:tcPr>
+          <w:p>
+            <w:pPr>
+              <w:pStyle w:val="Heading2"/>
+              <w:spacing w:before="0" w:after="0" w:line="240" w:lineRule="auto"/>
+            </w:pPr>
+            <w:r>
+              <w:rPr>
+                <w:rFonts w:ascii="Avenir Next" w:hAnsi="Avenir Next" w:cs="Avenir Next" w:eastAsia="Avenir Next"/>
+                <w:b/>
+                <w:color w:val="003A70"/>
+                <w:spacing w:val="12"/>
+                <w:sz w:val="15"/>
+                <w:szCs w:val="15"/>
+              </w:rPr>
+              <w:t xml:space="preserve">CHECK YOURSELF</w:t>
+            </w:r>
+          </w:p>
+        </w:tc>
+        <w:tc>
+          <w:tcPr>
+            <w:tcW w:w="2500" w:type="dxa"/>
             <w:vAlign w:val="center"/>
           </w:tcPr>
           <w:p>
@@ -3689,20 +3733,27 @@
             </w:pPr>
             <w:r>
               <w:rPr>
-                <w:rFonts w:ascii="Avenir Next" w:hAnsi="Avenir Next" w:cs="Avenir Next" w:eastAsia="Avenir Next"/>
-                <w:b/>
-                <w:color w:val="003A70"/>
-                <w:spacing w:val="12"/>
-                <w:sz w:val="15"/>
-                <w:szCs w:val="15"/>
-              </w:rPr>
-              <w:t xml:space="preserve">CHECK YOURSELF</w:t>
+                <w:rFonts w:ascii="Arial" w:hAnsi="Arial" w:cs="Arial" w:eastAsia="Arial"/>
+                <w:color w:val="1A1A1A"/>
+                <w:sz w:val="20"/>
+                <w:szCs w:val="20"/>
+              </w:rPr>
+              <w:t xml:space="preserve">□</w:t>
+            </w:r>
+            <w:r>
+              <w:rPr>
+                <w:rFonts w:ascii="Avenir Next" w:hAnsi="Avenir Next" w:cs="Avenir Next" w:eastAsia="Avenir Next"/>
+                <w:color w:val="1A1A1A"/>
+                <w:sz w:val="17"/>
+                <w:szCs w:val="17"/>
+              </w:rPr>
+              <w:t xml:space="preserve">  I can do this on my own</w:t>
             </w:r>
           </w:p>
         </w:tc>
         <w:tc>
           <w:tcPr>
-            <w:tcW w:w="2300" w:type="dxa"/>
+            <w:tcW w:w="2200" w:type="dxa"/>
             <w:vAlign w:val="center"/>
           </w:tcPr>
           <w:p>
@@ -3713,8 +3764,8 @@
               <w:rPr>
                 <w:rFonts w:ascii="Arial" w:hAnsi="Arial" w:cs="Arial" w:eastAsia="Arial"/>
                 <w:color w:val="1A1A1A"/>
-                <w:sz w:val="24"/>
-                <w:szCs w:val="24"/>
+                <w:sz w:val="20"/>
+                <w:szCs w:val="20"/>
               </w:rPr>
               <w:t xml:space="preserve">□</w:t>
             </w:r>
@@ -3725,13 +3776,13 @@
                 <w:sz w:val="17"/>
                 <w:szCs w:val="17"/>
               </w:rPr>
-              <w:t xml:space="preserve">  I can do this on my own</w:t>
+              <w:t xml:space="preserve">  I need a little help</w:t>
             </w:r>
           </w:p>
         </w:tc>
         <w:tc>
           <w:tcPr>
-            <w:tcW w:w="2100" w:type="dxa"/>
+            <w:tcW w:w="3054" w:type="dxa"/>
             <w:vAlign w:val="center"/>
           </w:tcPr>
           <w:p>
@@ -3742,37 +3793,8 @@
               <w:rPr>
                 <w:rFonts w:ascii="Arial" w:hAnsi="Arial" w:cs="Arial" w:eastAsia="Arial"/>
                 <w:color w:val="1A1A1A"/>
-                <w:sz w:val="24"/>
-                <w:szCs w:val="24"/>
-              </w:rPr>
-              <w:t xml:space="preserve">□</w:t>
-            </w:r>
-            <w:r>
-              <w:rPr>
-                <w:rFonts w:ascii="Avenir Next" w:hAnsi="Avenir Next" w:cs="Avenir Next" w:eastAsia="Avenir Next"/>
-                <w:color w:val="1A1A1A"/>
-                <w:sz w:val="17"/>
-                <w:szCs w:val="17"/>
-              </w:rPr>
-              <w:t xml:space="preserve">  I need a little help</w:t>
-            </w:r>
-          </w:p>
-        </w:tc>
-        <w:tc>
-          <w:tcPr>
-            <w:tcW w:w="3104" w:type="dxa"/>
-            <w:vAlign w:val="center"/>
-          </w:tcPr>
-          <w:p>
-            <w:pPr>
-              <w:spacing w:before="0" w:after="0" w:line="240" w:lineRule="auto"/>
-            </w:pPr>
-            <w:r>
-              <w:rPr>
-                <w:rFonts w:ascii="Arial" w:hAnsi="Arial" w:cs="Arial" w:eastAsia="Arial"/>
-                <w:color w:val="1A1A1A"/>
-                <w:sz w:val="24"/>
-                <w:szCs w:val="24"/>
+                <w:sz w:val="20"/>
+                <w:szCs w:val="20"/>
               </w:rPr>
               <w:t xml:space="preserve">□</w:t>
             </w:r>
@@ -3807,7 +3829,7 @@
     <w:sectPr>
       <w:footerReference w:type="default" r:id="rIdFooter1"/>
       <w:pgSz w:w="12240" w:h="15840"/>
-      <w:pgMar w:top="893" w:right="1224" w:bottom="835" w:left="1512" w:header="432" w:footer="432" w:gutter="0"/>
+      <w:pgMar w:top="780" w:right="1224" w:bottom="760" w:left="1512" w:header="432" w:footer="432" w:gutter="0"/>
       <w:cols w:space="720"/>
     </w:sectPr>
   </w:body>
@@ -3887,7 +3909,106 @@
               <w:sz w:val="15"/>
               <w:szCs w:val="15"/>
             </w:rPr>
-            <w:t xml:space="preserve">Lesson 5-1  ·  Session 2  ·  Prerequisite Practice B</w:t>
+            <w:t xml:space="preserve">5-1 · Page </w:t>
+          </w:r>
+          <w:r>
+            <w:rPr>
+              <w:rFonts w:ascii="Avenir Next" w:hAnsi="Avenir Next" w:cs="Avenir Next" w:eastAsia="Avenir Next"/>
+              <w:color w:val="5A5F66"/>
+              <w:sz w:val="15"/>
+              <w:szCs w:val="15"/>
+            </w:rPr>
+            <w:fldChar w:fldCharType="begin"/>
+          </w:r>
+          <w:r>
+            <w:rPr>
+              <w:rFonts w:ascii="Avenir Next" w:hAnsi="Avenir Next" w:cs="Avenir Next" w:eastAsia="Avenir Next"/>
+              <w:color w:val="5A5F66"/>
+              <w:sz w:val="15"/>
+              <w:szCs w:val="15"/>
+            </w:rPr>
+            <w:instrText xml:space="preserve"> PAGE </w:instrText>
+          </w:r>
+          <w:r>
+            <w:rPr>
+              <w:rFonts w:ascii="Avenir Next" w:hAnsi="Avenir Next" w:cs="Avenir Next" w:eastAsia="Avenir Next"/>
+              <w:color w:val="5A5F66"/>
+              <w:sz w:val="15"/>
+              <w:szCs w:val="15"/>
+            </w:rPr>
+            <w:fldChar w:fldCharType="separate"/>
+          </w:r>
+          <w:r>
+            <w:rPr>
+              <w:rFonts w:ascii="Avenir Next" w:hAnsi="Avenir Next" w:cs="Avenir Next" w:eastAsia="Avenir Next"/>
+              <w:color w:val="5A5F66"/>
+              <w:sz w:val="15"/>
+              <w:szCs w:val="15"/>
+            </w:rPr>
+            <w:t xml:space="preserve">1</w:t>
+          </w:r>
+          <w:r>
+            <w:rPr>
+              <w:rFonts w:ascii="Avenir Next" w:hAnsi="Avenir Next" w:cs="Avenir Next" w:eastAsia="Avenir Next"/>
+              <w:color w:val="5A5F66"/>
+              <w:sz w:val="15"/>
+              <w:szCs w:val="15"/>
+            </w:rPr>
+            <w:fldChar w:fldCharType="end"/>
+          </w:r>
+          <w:r>
+            <w:rPr>
+              <w:rFonts w:ascii="Avenir Next" w:hAnsi="Avenir Next" w:cs="Avenir Next" w:eastAsia="Avenir Next"/>
+              <w:color w:val="5A5F66"/>
+              <w:sz w:val="15"/>
+              <w:szCs w:val="15"/>
+            </w:rPr>
+            <w:t xml:space="preserve"> of </w:t>
+          </w:r>
+          <w:r>
+            <w:rPr>
+              <w:rFonts w:ascii="Avenir Next" w:hAnsi="Avenir Next" w:cs="Avenir Next" w:eastAsia="Avenir Next"/>
+              <w:color w:val="5A5F66"/>
+              <w:sz w:val="15"/>
+              <w:szCs w:val="15"/>
+            </w:rPr>
+            <w:fldChar w:fldCharType="begin"/>
+          </w:r>
+          <w:r>
+            <w:rPr>
+              <w:rFonts w:ascii="Avenir Next" w:hAnsi="Avenir Next" w:cs="Avenir Next" w:eastAsia="Avenir Next"/>
+              <w:color w:val="5A5F66"/>
+              <w:sz w:val="15"/>
+              <w:szCs w:val="15"/>
+            </w:rPr>
+            <w:instrText xml:space="preserve"> NUMPAGES </w:instrText>
+          </w:r>
+          <w:r>
+            <w:rPr>
+              <w:rFonts w:ascii="Avenir Next" w:hAnsi="Avenir Next" w:cs="Avenir Next" w:eastAsia="Avenir Next"/>
+              <w:color w:val="5A5F66"/>
+              <w:sz w:val="15"/>
+              <w:szCs w:val="15"/>
+            </w:rPr>
+            <w:fldChar w:fldCharType="separate"/>
+          </w:r>
+          <w:r>
+            <w:rPr>
+              <w:rFonts w:ascii="Avenir Next" w:hAnsi="Avenir Next" w:cs="Avenir Next" w:eastAsia="Avenir Next"/>
+              <w:color w:val="5A5F66"/>
+              <w:sz w:val="15"/>
+              <w:szCs w:val="15"/>
+            </w:rPr>
+            <w:t xml:space="preserve">1</w:t>
+          </w:r>
+          <w:r>
+            <w:rPr>
+              <w:rFonts w:ascii="Avenir Next" w:hAnsi="Avenir Next" w:cs="Avenir Next" w:eastAsia="Avenir Next"/>
+              <w:color w:val="5A5F66"/>
+              <w:sz w:val="15"/>
+              <w:szCs w:val="15"/>
+            </w:rPr>
+            <w:fldChar w:fldCharType="end"/>
           </w:r>
         </w:p>
       </w:tc>
@@ -3930,5 +4051,23 @@
       </w:tblCellMar>
     </w:tblPr>
   </w:style>
+  <w:style w:type="paragraph" w:styleId="Heading1">
+    <w:name w:val="heading 1"/>
+    <w:basedOn w:val="Normal"/>
+    <w:pPr>
+      <w:outlineLvl w:val="0"/>
+      <w:keepNext w:val="0"/>
+      <w:keepLines w:val="0"/>
+    </w:pPr>
+  </w:style>
+  <w:style w:type="paragraph" w:styleId="Heading2">
+    <w:name w:val="heading 2"/>
+    <w:basedOn w:val="Normal"/>
+    <w:pPr>
+      <w:outlineLvl w:val="1"/>
+      <w:keepNext w:val="0"/>
+      <w:keepLines w:val="0"/>
+    </w:pPr>
+  </w:style>
 </w:styles>
 </file>